--- a/static/media/3.to_trinh_ktr_hoan_gtgt_HT.docx
+++ b/static/media/3.to_trinh_ktr_hoan_gtgt_HT.docx
@@ -340,22 +340,7 @@
     </w:p>
     <w:p>
       <w:pPr>
-        <w:spacing w:line="276" w:lineRule="auto"/>
-        <w:rPr>
-          <w:sz w:val="14"/>
-        </w:rPr>
-      </w:pPr>
-    </w:p>
-    <w:p>
-      <w:pPr>
-        <w:spacing w:line="276" w:lineRule="auto"/>
-        <w:rPr>
-          <w:sz w:val="10"/>
-        </w:rPr>
-      </w:pPr>
-    </w:p>
-    <w:p>
-      <w:pPr>
+        <w:spacing w:before="120"/>
         <w:jc w:val="center"/>
         <w:rPr>
           <w:b/>
@@ -402,11 +387,10 @@
     </w:p>
     <w:p>
       <w:pPr>
-        <w:spacing w:line="276" w:lineRule="auto"/>
+        <w:spacing w:before="120"/>
         <w:jc w:val="center"/>
         <w:rPr>
-          <w:b/>
-          <w:sz w:val="24"/>
+          <w:sz w:val="28"/>
           <w:szCs w:val="28"/>
           <w:lang w:val="nl-NL"/>
         </w:rPr>
@@ -488,28 +472,6 @@
           </mc:Fallback>
         </mc:AlternateContent>
       </w:r>
-    </w:p>
-    <w:p>
-      <w:pPr>
-        <w:spacing w:line="276" w:lineRule="auto"/>
-        <w:rPr>
-          <w:sz w:val="10"/>
-          <w:szCs w:val="28"/>
-          <w:lang w:val="nl-NL"/>
-        </w:rPr>
-      </w:pPr>
-    </w:p>
-    <w:p>
-      <w:pPr>
-        <w:spacing w:line="276" w:lineRule="auto"/>
-        <w:ind w:left="390" w:hanging="330"/>
-        <w:jc w:val="center"/>
-        <w:rPr>
-          <w:sz w:val="28"/>
-          <w:szCs w:val="28"/>
-          <w:lang w:val="nl-NL"/>
-        </w:rPr>
-      </w:pPr>
       <w:r>
         <w:rPr>
           <w:sz w:val="28"/>
@@ -541,7 +503,6 @@
     </w:p>
     <w:p>
       <w:pPr>
-        <w:spacing w:line="264" w:lineRule="auto"/>
         <w:ind w:firstLine="567"/>
         <w:jc w:val="both"/>
         <w:rPr>
@@ -556,48 +517,45 @@
           <w:szCs w:val="28"/>
           <w:lang w:val="nl-NL"/>
         </w:rPr>
-        <w:t>C</w:t>
-      </w:r>
-      <w:r>
-        <w:rPr>
-          <w:rFonts w:hint="eastAsia"/>
-          <w:sz w:val="28"/>
-          <w:szCs w:val="28"/>
-          <w:lang w:val="nl-NL"/>
-        </w:rPr>
-        <w:t>ă</w:t>
-      </w:r>
-      <w:r>
-        <w:rPr>
-          <w:sz w:val="28"/>
-          <w:szCs w:val="28"/>
-          <w:lang w:val="nl-NL"/>
-        </w:rPr>
-        <w:t xml:space="preserve">n cứ Luật Quản lý thuế </w:t>
-      </w:r>
-      <w:r>
-        <w:rPr>
-          <w:sz w:val="28"/>
-          <w:szCs w:val="28"/>
-          <w:lang w:val="nl-NL"/>
-        </w:rPr>
-        <w:t>&lt;luat_qlt_ngay&gt;</w:t>
-      </w:r>
-      <w:r>
-        <w:rPr>
-          <w:sz w:val="28"/>
-          <w:szCs w:val="28"/>
-          <w:lang w:val="nl-NL"/>
-        </w:rPr>
-        <w:t xml:space="preserve"> </w:t>
-      </w:r>
-      <w:r>
-        <w:rPr>
-          <w:sz w:val="28"/>
-          <w:szCs w:val="28"/>
-          <w:lang w:val="nl-NL"/>
-        </w:rPr>
-        <w:t>và các văn bản hướng dẫn thi hành;</w:t>
+        <w:t>Căn cứ &lt;qd_tkt_tct&gt; của Tổng cục Thuế về việc giao chỉ tiêu nhiệm vụ thanh tra thuế và kiểm tra thuế tại trụ sở người nộp thuế năm &lt;nam_kh_tkt&gt;;</w:t>
+      </w:r>
+    </w:p>
+    <w:p>
+      <w:pPr>
+        <w:ind w:firstLine="567"/>
+        <w:jc w:val="both"/>
+        <w:rPr>
+          <w:sz w:val="28"/>
+          <w:szCs w:val="28"/>
+          <w:lang w:val="nl-NL"/>
+        </w:rPr>
+      </w:pPr>
+      <w:r>
+        <w:rPr>
+          <w:sz w:val="28"/>
+          <w:szCs w:val="28"/>
+          <w:lang w:val="nl-NL"/>
+        </w:rPr>
+        <w:t>Căn cứ &lt;qd_tkt_cct&gt; của Cục Thuế tỉnh Quảng Trị về việc giao chỉ tiêu nhiệm vụ thanh tra thuế và kiểm tra thuế tại trụ sở người nộp thuế năm &lt;nam_kh_tkt&gt;;</w:t>
+      </w:r>
+    </w:p>
+    <w:p>
+      <w:pPr>
+        <w:ind w:firstLine="567"/>
+        <w:jc w:val="both"/>
+        <w:rPr>
+          <w:sz w:val="28"/>
+          <w:szCs w:val="28"/>
+          <w:lang w:val="nl-NL"/>
+        </w:rPr>
+      </w:pPr>
+      <w:r>
+        <w:rPr>
+          <w:sz w:val="28"/>
+          <w:szCs w:val="28"/>
+          <w:lang w:val="nl-NL"/>
+        </w:rPr>
+        <w:t>Căn cứ &lt;quy_trinh_ktra&gt; của Tổng cục Thuế về việc ban hành Quy trình kiểm tra thuế;</w:t>
       </w:r>
     </w:p>
     <w:p>
@@ -617,175 +575,7 @@
           <w:szCs w:val="28"/>
           <w:lang w:val="nl-NL"/>
         </w:rPr>
-        <w:t xml:space="preserve">Căn cứ </w:t>
-      </w:r>
-      <w:r>
-        <w:rPr>
-          <w:sz w:val="28"/>
-          <w:szCs w:val="28"/>
-          <w:lang w:val="nl-NL"/>
-        </w:rPr>
-        <w:t xml:space="preserve">Giấy </w:t>
-      </w:r>
-      <w:r>
-        <w:rPr>
-          <w:sz w:val="28"/>
-          <w:szCs w:val="28"/>
-          <w:lang w:val="nl-NL"/>
-        </w:rPr>
-        <w:t>đề nghị hoàn</w:t>
-      </w:r>
-      <w:r>
-        <w:rPr>
-          <w:sz w:val="28"/>
-          <w:szCs w:val="28"/>
-          <w:lang w:val="nl-NL"/>
-        </w:rPr>
-        <w:t xml:space="preserve"> trả khoản thu NSNN</w:t>
-      </w:r>
-      <w:r>
-        <w:rPr>
-          <w:sz w:val="28"/>
-          <w:szCs w:val="28"/>
-          <w:lang w:val="nl-NL"/>
-        </w:rPr>
-        <w:t xml:space="preserve"> số</w:t>
-      </w:r>
-      <w:r>
-        <w:rPr>
-          <w:sz w:val="28"/>
-          <w:szCs w:val="28"/>
-          <w:lang w:val="nl-NL"/>
-        </w:rPr>
-        <w:t xml:space="preserve"> &lt;hs_hoan_so&gt;</w:t>
-      </w:r>
-      <w:r>
-        <w:rPr>
-          <w:sz w:val="28"/>
-          <w:szCs w:val="28"/>
-          <w:lang w:val="nl-NL"/>
-        </w:rPr>
-        <w:t xml:space="preserve"> </w:t>
-      </w:r>
-      <w:r>
-        <w:rPr>
-          <w:sz w:val="28"/>
-          <w:szCs w:val="28"/>
-          <w:lang w:val="nl-NL"/>
-        </w:rPr>
-        <w:t xml:space="preserve">ngày </w:t>
-      </w:r>
-      <w:r>
-        <w:rPr>
-          <w:sz w:val="28"/>
-          <w:szCs w:val="28"/>
-          <w:lang w:val="nl-NL"/>
-        </w:rPr>
-        <w:t xml:space="preserve">&lt;hs_hoan_ngay&gt; </w:t>
-      </w:r>
-      <w:r>
-        <w:rPr>
-          <w:sz w:val="28"/>
-          <w:szCs w:val="28"/>
-          <w:lang w:val="nl-NL"/>
-        </w:rPr>
-        <w:t>của</w:t>
-      </w:r>
-      <w:r>
-        <w:rPr>
-          <w:sz w:val="28"/>
-          <w:szCs w:val="28"/>
-          <w:lang w:val="nl-NL"/>
-        </w:rPr>
-        <w:t xml:space="preserve"> </w:t>
-      </w:r>
-      <w:r>
-        <w:rPr>
-          <w:sz w:val="28"/>
-          <w:szCs w:val="28"/>
-          <w:lang w:val="nl-NL"/>
-        </w:rPr>
-        <w:t>&lt;ten_dv&gt;</w:t>
-      </w:r>
-      <w:r>
-        <w:rPr>
-          <w:sz w:val="28"/>
-          <w:szCs w:val="28"/>
-          <w:lang w:val="nl-NL"/>
-        </w:rPr>
-        <w:t xml:space="preserve">, kỳ hoàn thuế: </w:t>
-      </w:r>
-      <w:r>
-        <w:rPr>
-          <w:sz w:val="28"/>
-          <w:szCs w:val="28"/>
-          <w:lang w:val="nl-NL"/>
-        </w:rPr>
-        <w:t>t</w:t>
-      </w:r>
-      <w:r>
-        <w:rPr>
-          <w:sz w:val="28"/>
-          <w:szCs w:val="28"/>
-          <w:lang w:val="nl-NL"/>
-        </w:rPr>
-        <w:t xml:space="preserve">ừ </w:t>
-      </w:r>
-      <w:r>
-        <w:rPr>
-          <w:sz w:val="28"/>
-          <w:szCs w:val="28"/>
-          <w:lang w:val="nl-NL"/>
-        </w:rPr>
-        <w:t>&lt;ky_hoan_thue&gt;</w:t>
-      </w:r>
-      <w:r>
-        <w:rPr>
-          <w:sz w:val="28"/>
-          <w:szCs w:val="28"/>
-          <w:lang w:val="nl-NL"/>
-        </w:rPr>
-        <w:t xml:space="preserve"> </w:t>
-      </w:r>
-      <w:r>
-        <w:rPr>
-          <w:sz w:val="28"/>
-          <w:szCs w:val="28"/>
-          <w:lang w:val="nl-NL"/>
-        </w:rPr>
-        <w:t xml:space="preserve">số tiền là </w:t>
-      </w:r>
-      <w:r>
-        <w:rPr>
-          <w:sz w:val="28"/>
-          <w:szCs w:val="28"/>
-          <w:lang w:val="nl-NL"/>
-        </w:rPr>
-        <w:t xml:space="preserve">&lt;hoan_tien&gt; </w:t>
-      </w:r>
-      <w:r>
-        <w:rPr>
-          <w:sz w:val="28"/>
-          <w:szCs w:val="28"/>
-          <w:lang w:val="nl-NL"/>
-        </w:rPr>
-        <w:t>đồng (</w:t>
-      </w:r>
-      <w:r>
-        <w:rPr>
-          <w:sz w:val="28"/>
-          <w:szCs w:val="28"/>
-          <w:lang w:val="nl-NL"/>
-        </w:rPr>
-        <w:t>&lt;th_hoan&gt;</w:t>
-      </w:r>
-      <w:r>
-        <w:rPr>
-          <w:sz w:val="28"/>
-          <w:szCs w:val="28"/>
-          <w:lang w:val="nl-NL"/>
-        </w:rPr>
-        <w:t>).</w:t>
+        <w:t>Căn cứ &lt;tham_quyen_ky&gt; của Chi cục Thuế khu vực XI về việc giao cho Phó Chi cục trưởng Chi cục Thuế được ký thay một số văn bản thuộc thẩm quyền của Chi cục trưởng Chi cục Thuế;</w:t>
       </w:r>
     </w:p>
     <w:p>
@@ -805,7 +595,103 @@
           <w:szCs w:val="28"/>
           <w:lang w:val="nl-NL"/>
         </w:rPr>
-        <w:t xml:space="preserve"> Căn cứ Phiếu phân loại hồ sơ hoàn thuế về việc chuyển hồ sơ sang diện kiểm tra trước hoàn thuế sau.</w:t>
+        <w:t xml:space="preserve">Căn cứ </w:t>
+      </w:r>
+      <w:r>
+        <w:rPr>
+          <w:sz w:val="28"/>
+          <w:szCs w:val="28"/>
+          <w:lang w:val="nl-NL"/>
+        </w:rPr>
+        <w:t xml:space="preserve">Giấy </w:t>
+      </w:r>
+      <w:r>
+        <w:rPr>
+          <w:sz w:val="28"/>
+          <w:szCs w:val="28"/>
+          <w:lang w:val="nl-NL"/>
+        </w:rPr>
+        <w:t>đề nghị hoàn</w:t>
+      </w:r>
+      <w:r>
+        <w:rPr>
+          <w:sz w:val="28"/>
+          <w:szCs w:val="28"/>
+          <w:lang w:val="nl-NL"/>
+        </w:rPr>
+        <w:t xml:space="preserve"> trả khoản thu NSNN</w:t>
+      </w:r>
+      <w:r>
+        <w:rPr>
+          <w:sz w:val="28"/>
+          <w:szCs w:val="28"/>
+          <w:lang w:val="nl-NL"/>
+        </w:rPr>
+        <w:t xml:space="preserve"> số</w:t>
+      </w:r>
+      <w:r>
+        <w:rPr>
+          <w:sz w:val="28"/>
+          <w:szCs w:val="28"/>
+          <w:lang w:val="nl-NL"/>
+        </w:rPr>
+        <w:t xml:space="preserve"> &lt;hs_hoan_so&gt;</w:t>
+      </w:r>
+      <w:r>
+        <w:rPr>
+          <w:sz w:val="28"/>
+          <w:szCs w:val="28"/>
+          <w:lang w:val="nl-NL"/>
+        </w:rPr>
+        <w:t xml:space="preserve"> </w:t>
+      </w:r>
+      <w:r>
+        <w:rPr>
+          <w:sz w:val="28"/>
+          <w:szCs w:val="28"/>
+          <w:lang w:val="nl-NL"/>
+        </w:rPr>
+        <w:t xml:space="preserve">ngày </w:t>
+      </w:r>
+      <w:r>
+        <w:rPr>
+          <w:sz w:val="28"/>
+          <w:szCs w:val="28"/>
+          <w:lang w:val="nl-NL"/>
+        </w:rPr>
+        <w:t xml:space="preserve">&lt;hs_hoan_ngay&gt; </w:t>
+      </w:r>
+      <w:r>
+        <w:rPr>
+          <w:sz w:val="28"/>
+          <w:szCs w:val="28"/>
+          <w:lang w:val="nl-NL"/>
+        </w:rPr>
+        <w:t>của</w:t>
+      </w:r>
+      <w:r>
+        <w:rPr>
+          <w:sz w:val="28"/>
+          <w:szCs w:val="28"/>
+          <w:lang w:val="nl-NL"/>
+        </w:rPr>
+        <w:t xml:space="preserve"> </w:t>
+      </w:r>
+      <w:r>
+        <w:rPr>
+          <w:sz w:val="28"/>
+          <w:szCs w:val="28"/>
+          <w:lang w:val="nl-NL"/>
+        </w:rPr>
+        <w:t>&lt;ten_dv&gt;</w:t>
+      </w:r>
+      <w:r>
+        <w:rPr>
+          <w:sz w:val="28"/>
+          <w:szCs w:val="28"/>
+          <w:lang w:val="nl-NL"/>
+        </w:rPr>
+        <w:t>.</w:t>
       </w:r>
     </w:p>
     <w:p>
@@ -825,95 +711,7 @@
           <w:szCs w:val="28"/>
           <w:lang w:val="nl-NL"/>
         </w:rPr>
-        <w:t xml:space="preserve">Phòng Thanh tra – </w:t>
-      </w:r>
-      <w:r>
-        <w:rPr>
-          <w:sz w:val="28"/>
-          <w:szCs w:val="28"/>
-          <w:lang w:val="nl-NL"/>
-        </w:rPr>
-        <w:t>Kiểm tra</w:t>
-      </w:r>
-      <w:r>
-        <w:rPr>
-          <w:sz w:val="28"/>
-          <w:szCs w:val="28"/>
-          <w:lang w:val="nl-NL"/>
-        </w:rPr>
-        <w:t xml:space="preserve"> số 4</w:t>
-      </w:r>
-      <w:r>
-        <w:rPr>
-          <w:sz w:val="28"/>
-          <w:szCs w:val="28"/>
-          <w:lang w:val="nl-NL"/>
-        </w:rPr>
-        <w:t xml:space="preserve"> kính đề nghị Lãnh đạo C</w:t>
-      </w:r>
-      <w:r>
-        <w:rPr>
-          <w:sz w:val="28"/>
-          <w:szCs w:val="28"/>
-          <w:lang w:val="nl-NL"/>
-        </w:rPr>
-        <w:t>hi c</w:t>
-      </w:r>
-      <w:r>
-        <w:rPr>
-          <w:sz w:val="28"/>
-          <w:szCs w:val="28"/>
-          <w:lang w:val="nl-NL"/>
-        </w:rPr>
-        <w:t>ục</w:t>
-      </w:r>
-      <w:r>
-        <w:rPr>
-          <w:sz w:val="28"/>
-          <w:szCs w:val="28"/>
-          <w:lang w:val="nl-NL"/>
-        </w:rPr>
-        <w:t xml:space="preserve"> Thuế khu vực XI</w:t>
-      </w:r>
-      <w:r>
-        <w:rPr>
-          <w:sz w:val="28"/>
-          <w:szCs w:val="28"/>
-          <w:lang w:val="nl-NL"/>
-        </w:rPr>
-        <w:t xml:space="preserve"> cho tiến hành kiểm tra trước hoàn thuế</w:t>
-      </w:r>
-      <w:r>
-        <w:rPr>
-          <w:sz w:val="28"/>
-          <w:szCs w:val="28"/>
-          <w:lang w:val="nl-NL"/>
-        </w:rPr>
-        <w:t xml:space="preserve"> GTGT</w:t>
-      </w:r>
-      <w:r>
-        <w:rPr>
-          <w:sz w:val="28"/>
-          <w:szCs w:val="28"/>
-          <w:lang w:val="nl-NL"/>
-        </w:rPr>
-        <w:t xml:space="preserve"> đối với </w:t>
-      </w:r>
-      <w:r>
-        <w:rPr>
-          <w:sz w:val="28"/>
-          <w:szCs w:val="28"/>
-          <w:lang w:val="nl-NL"/>
-        </w:rPr>
-        <w:t>&lt;ten_dv&gt;</w:t>
-      </w:r>
-      <w:r>
-        <w:rPr>
-          <w:sz w:val="28"/>
-          <w:szCs w:val="28"/>
-          <w:lang w:val="nl-NL"/>
-        </w:rPr>
-        <w:t xml:space="preserve">. </w:t>
+        <w:t xml:space="preserve"> Căn cứ Phiếu phân loại hồ sơ hoàn thuế về việc chuyển hồ sơ sang diện kiểm tra trước hoàn thuế sau.</w:t>
       </w:r>
     </w:p>
     <w:p>
@@ -922,8 +720,6 @@
         <w:ind w:firstLine="567"/>
         <w:jc w:val="both"/>
         <w:rPr>
-          <w:b/>
-          <w:bCs/>
           <w:sz w:val="28"/>
           <w:szCs w:val="28"/>
           <w:lang w:val="nl-NL"/>
@@ -931,13 +727,81 @@
       </w:pPr>
       <w:r>
         <w:rPr>
-          <w:b/>
-          <w:bCs/>
-          <w:sz w:val="28"/>
-          <w:szCs w:val="28"/>
-          <w:lang w:val="nl-NL"/>
-        </w:rPr>
-        <w:t>Nội dung kiểm tra:</w:t>
+          <w:sz w:val="28"/>
+          <w:szCs w:val="28"/>
+          <w:lang w:val="nl-NL"/>
+        </w:rPr>
+        <w:t>Phòng Thanh tra - Kiểm tra số 4 báo cáo và xin ý kiến Lãnh đạo Chi cục Thuế khu vực XI ban hành Quyết định kiểm tra thuế tại &lt;ten_dv&gt;; Mã số thuế: &lt;mst&gt;; Địa chỉ: &lt;dia_chi&gt;</w:t>
+      </w:r>
+      <w:r>
+        <w:rPr>
+          <w:sz w:val="28"/>
+          <w:szCs w:val="28"/>
+          <w:lang w:val="nl-NL"/>
+        </w:rPr>
+        <w:t xml:space="preserve">. </w:t>
+      </w:r>
+    </w:p>
+    <w:p>
+      <w:pPr>
+        <w:ind w:firstLine="567"/>
+        <w:jc w:val="both"/>
+        <w:rPr>
+          <w:sz w:val="28"/>
+          <w:szCs w:val="28"/>
+          <w:lang w:val="nl-NL"/>
+        </w:rPr>
+      </w:pPr>
+      <w:r>
+        <w:rPr>
+          <w:sz w:val="28"/>
+          <w:szCs w:val="28"/>
+          <w:lang w:val="nl-NL"/>
+        </w:rPr>
+        <w:t>-</w:t>
+      </w:r>
+      <w:r>
+        <w:rPr>
+          <w:sz w:val="28"/>
+          <w:szCs w:val="28"/>
+          <w:lang w:val="nl-NL"/>
+        </w:rPr>
+        <w:t xml:space="preserve"> </w:t>
+      </w:r>
+      <w:r>
+        <w:rPr>
+          <w:sz w:val="28"/>
+          <w:szCs w:val="28"/>
+          <w:lang w:val="nl-NL"/>
+        </w:rPr>
+        <w:t>Nội dung kiểm tra: &lt;th_hoan&gt;.</w:t>
+      </w:r>
+    </w:p>
+    <w:p>
+      <w:pPr>
+        <w:ind w:firstLine="567"/>
+        <w:jc w:val="both"/>
+        <w:rPr>
+          <w:sz w:val="28"/>
+          <w:szCs w:val="28"/>
+          <w:lang w:val="nl-NL"/>
+        </w:rPr>
+      </w:pPr>
+      <w:r>
+        <w:rPr>
+          <w:sz w:val="28"/>
+          <w:szCs w:val="28"/>
+          <w:lang w:val="nl-NL"/>
+        </w:rPr>
+        <w:t xml:space="preserve">- </w:t>
+      </w:r>
+      <w:r>
+        <w:rPr>
+          <w:sz w:val="28"/>
+          <w:szCs w:val="28"/>
+          <w:lang w:val="nl-NL"/>
+        </w:rPr>
+        <w:t>Thời kỳ kiểm tra: &lt;ky_hoan_thue&gt;.</w:t>
       </w:r>
     </w:p>
     <w:p>
@@ -957,47 +821,1060 @@
           <w:szCs w:val="28"/>
           <w:lang w:val="nl-NL"/>
         </w:rPr>
-        <w:t xml:space="preserve">- Kiểm tra số thuế GTGT đầu ra, đầu vào phát sinh </w:t>
-      </w:r>
-      <w:r>
-        <w:rPr>
-          <w:sz w:val="28"/>
-          <w:szCs w:val="28"/>
-          <w:lang w:val="nl-NL"/>
-        </w:rPr>
-        <w:t>t</w:t>
-      </w:r>
-      <w:r>
-        <w:rPr>
-          <w:sz w:val="28"/>
-          <w:szCs w:val="28"/>
-          <w:lang w:val="nl-NL"/>
-        </w:rPr>
-        <w:t xml:space="preserve">ừ </w:t>
-      </w:r>
-      <w:r>
-        <w:rPr>
-          <w:sz w:val="28"/>
-          <w:szCs w:val="28"/>
-          <w:lang w:val="nl-NL"/>
-        </w:rPr>
-        <w:t>&lt;ky_hoan_thue&gt;</w:t>
-      </w:r>
-      <w:r>
-        <w:rPr>
-          <w:sz w:val="28"/>
-          <w:szCs w:val="28"/>
-          <w:lang w:val="nl-NL"/>
-        </w:rPr>
-        <w:t xml:space="preserve">; </w:t>
-      </w:r>
-      <w:r>
-        <w:rPr>
-          <w:sz w:val="28"/>
-          <w:szCs w:val="28"/>
-          <w:lang w:val="nl-NL"/>
-        </w:rPr>
-        <w:t>xác minh, đối chiếu hoá đơn mua bán hàng hoá, dịch vụ và các quan hệ thanh toán.</w:t>
+        <w:t>- Thành phần đoàn kiểm tra gồm có:</w:t>
+      </w:r>
+    </w:p>
+    <w:tbl>
+      <w:tblPr>
+        <w:tblStyle w:val="TableGrid"/>
+        <w:tblW w:w="9144" w:type="dxa"/>
+        <w:tblInd w:w="132" w:type="dxa"/>
+        <w:tblBorders>
+          <w:top w:val="none" w:sz="0" w:space="0" w:color="auto"/>
+          <w:left w:val="none" w:sz="0" w:space="0" w:color="auto"/>
+          <w:bottom w:val="none" w:sz="0" w:space="0" w:color="auto"/>
+          <w:right w:val="none" w:sz="0" w:space="0" w:color="auto"/>
+          <w:insideH w:val="none" w:sz="0" w:space="0" w:color="auto"/>
+          <w:insideV w:val="none" w:sz="0" w:space="0" w:color="auto"/>
+        </w:tblBorders>
+        <w:tblLook w:val="04A0" w:firstRow="1" w:lastRow="0" w:firstColumn="1" w:lastColumn="0" w:noHBand="0" w:noVBand="1"/>
+      </w:tblPr>
+      <w:tblGrid>
+        <w:gridCol w:w="714"/>
+        <w:gridCol w:w="3544"/>
+        <w:gridCol w:w="2976"/>
+        <w:gridCol w:w="1910"/>
+      </w:tblGrid>
+      <w:tr>
+        <w:trPr>
+          <w:trHeight w:val="283"/>
+        </w:trPr>
+        <w:tc>
+          <w:tcPr>
+            <w:tcW w:w="714" w:type="dxa"/>
+          </w:tcPr>
+          <w:p>
+            <w:pPr>
+              <w:spacing w:line="300" w:lineRule="exact"/>
+              <w:ind w:left="-113"/>
+              <w:jc w:val="right"/>
+              <w:rPr>
+                <w:color w:val="000000" w:themeColor="text1"/>
+                <w:sz w:val="28"/>
+                <w:szCs w:val="28"/>
+              </w:rPr>
+            </w:pPr>
+            <w:bookmarkStart w:id="0" w:name="_Hlk195815305"/>
+            <w:r>
+              <w:rPr>
+                <w:color w:val="000000" w:themeColor="text1"/>
+                <w:sz w:val="28"/>
+                <w:szCs w:val="28"/>
+              </w:rPr>
+              <w:t>1.</w:t>
+            </w:r>
+          </w:p>
+        </w:tc>
+        <w:tc>
+          <w:tcPr>
+            <w:tcW w:w="3544" w:type="dxa"/>
+          </w:tcPr>
+          <w:p>
+            <w:pPr>
+              <w:spacing w:line="300" w:lineRule="exact"/>
+              <w:ind w:left="-113"/>
+              <w:jc w:val="both"/>
+              <w:rPr>
+                <w:color w:val="000000" w:themeColor="text1"/>
+                <w:sz w:val="28"/>
+                <w:szCs w:val="28"/>
+              </w:rPr>
+            </w:pPr>
+            <w:r>
+              <w:rPr>
+                <w:color w:val="000000" w:themeColor="text1"/>
+                <w:sz w:val="28"/>
+                <w:szCs w:val="28"/>
+              </w:rPr>
+              <w:t>&lt;ten_cb&gt;</w:t>
+            </w:r>
+          </w:p>
+        </w:tc>
+        <w:tc>
+          <w:tcPr>
+            <w:tcW w:w="2976" w:type="dxa"/>
+          </w:tcPr>
+          <w:p>
+            <w:pPr>
+              <w:spacing w:line="300" w:lineRule="exact"/>
+              <w:ind w:left="-113"/>
+              <w:jc w:val="both"/>
+              <w:rPr>
+                <w:color w:val="000000" w:themeColor="text1"/>
+                <w:sz w:val="28"/>
+                <w:szCs w:val="28"/>
+              </w:rPr>
+            </w:pPr>
+            <w:r>
+              <w:rPr>
+                <w:color w:val="000000" w:themeColor="text1"/>
+                <w:sz w:val="28"/>
+                <w:szCs w:val="28"/>
+              </w:rPr>
+              <w:t>- &lt;cv_cb&gt;</w:t>
+            </w:r>
+          </w:p>
+        </w:tc>
+        <w:tc>
+          <w:tcPr>
+            <w:tcW w:w="1910" w:type="dxa"/>
+          </w:tcPr>
+          <w:p>
+            <w:pPr>
+              <w:spacing w:line="300" w:lineRule="exact"/>
+              <w:ind w:left="-113"/>
+              <w:jc w:val="both"/>
+              <w:rPr>
+                <w:color w:val="000000" w:themeColor="text1"/>
+                <w:sz w:val="28"/>
+                <w:szCs w:val="28"/>
+              </w:rPr>
+            </w:pPr>
+            <w:r>
+              <w:rPr>
+                <w:color w:val="000000" w:themeColor="text1"/>
+                <w:sz w:val="28"/>
+                <w:szCs w:val="28"/>
+              </w:rPr>
+              <w:t>- &lt;cv_doan&gt;;</w:t>
+            </w:r>
+          </w:p>
+        </w:tc>
+      </w:tr>
+      <w:tr>
+        <w:trPr>
+          <w:trHeight w:val="283"/>
+        </w:trPr>
+        <w:tc>
+          <w:tcPr>
+            <w:tcW w:w="714" w:type="dxa"/>
+          </w:tcPr>
+          <w:p>
+            <w:pPr>
+              <w:spacing w:line="300" w:lineRule="exact"/>
+              <w:ind w:left="-113"/>
+              <w:jc w:val="right"/>
+              <w:rPr>
+                <w:color w:val="000000" w:themeColor="text1"/>
+                <w:sz w:val="28"/>
+                <w:szCs w:val="28"/>
+              </w:rPr>
+            </w:pPr>
+            <w:r>
+              <w:rPr>
+                <w:color w:val="000000" w:themeColor="text1"/>
+                <w:sz w:val="28"/>
+                <w:szCs w:val="28"/>
+              </w:rPr>
+              <w:t>2.</w:t>
+            </w:r>
+          </w:p>
+        </w:tc>
+        <w:tc>
+          <w:tcPr>
+            <w:tcW w:w="3544" w:type="dxa"/>
+          </w:tcPr>
+          <w:p>
+            <w:pPr>
+              <w:spacing w:line="300" w:lineRule="exact"/>
+              <w:ind w:left="-113"/>
+              <w:jc w:val="both"/>
+              <w:rPr>
+                <w:color w:val="000000" w:themeColor="text1"/>
+                <w:sz w:val="28"/>
+                <w:szCs w:val="28"/>
+              </w:rPr>
+            </w:pPr>
+            <w:r>
+              <w:rPr>
+                <w:color w:val="000000" w:themeColor="text1"/>
+                <w:sz w:val="28"/>
+                <w:szCs w:val="28"/>
+              </w:rPr>
+              <w:t>&lt;ten_cb&gt;</w:t>
+            </w:r>
+          </w:p>
+        </w:tc>
+        <w:tc>
+          <w:tcPr>
+            <w:tcW w:w="2976" w:type="dxa"/>
+          </w:tcPr>
+          <w:p>
+            <w:pPr>
+              <w:spacing w:line="300" w:lineRule="exact"/>
+              <w:ind w:left="-113"/>
+              <w:jc w:val="both"/>
+              <w:rPr>
+                <w:color w:val="000000" w:themeColor="text1"/>
+                <w:sz w:val="28"/>
+                <w:szCs w:val="28"/>
+              </w:rPr>
+            </w:pPr>
+            <w:r>
+              <w:rPr>
+                <w:color w:val="000000" w:themeColor="text1"/>
+                <w:sz w:val="28"/>
+                <w:szCs w:val="28"/>
+              </w:rPr>
+              <w:t>- &lt;cv_cb&gt;</w:t>
+            </w:r>
+          </w:p>
+        </w:tc>
+        <w:tc>
+          <w:tcPr>
+            <w:tcW w:w="1910" w:type="dxa"/>
+          </w:tcPr>
+          <w:p>
+            <w:pPr>
+              <w:spacing w:line="300" w:lineRule="exact"/>
+              <w:ind w:left="-113"/>
+              <w:jc w:val="both"/>
+              <w:rPr>
+                <w:color w:val="000000" w:themeColor="text1"/>
+                <w:sz w:val="28"/>
+                <w:szCs w:val="28"/>
+              </w:rPr>
+            </w:pPr>
+            <w:r>
+              <w:rPr>
+                <w:color w:val="000000" w:themeColor="text1"/>
+                <w:sz w:val="28"/>
+                <w:szCs w:val="28"/>
+              </w:rPr>
+              <w:t>- &lt;cv_doan&gt;;</w:t>
+            </w:r>
+          </w:p>
+        </w:tc>
+      </w:tr>
+      <w:tr>
+        <w:trPr>
+          <w:trHeight w:val="283"/>
+        </w:trPr>
+        <w:tc>
+          <w:tcPr>
+            <w:tcW w:w="714" w:type="dxa"/>
+          </w:tcPr>
+          <w:p>
+            <w:pPr>
+              <w:spacing w:line="300" w:lineRule="exact"/>
+              <w:ind w:left="-113"/>
+              <w:jc w:val="right"/>
+              <w:rPr>
+                <w:color w:val="000000" w:themeColor="text1"/>
+                <w:sz w:val="28"/>
+                <w:szCs w:val="28"/>
+              </w:rPr>
+            </w:pPr>
+            <w:r>
+              <w:rPr>
+                <w:color w:val="000000" w:themeColor="text1"/>
+                <w:sz w:val="28"/>
+                <w:szCs w:val="28"/>
+              </w:rPr>
+              <w:t>3.</w:t>
+            </w:r>
+          </w:p>
+        </w:tc>
+        <w:tc>
+          <w:tcPr>
+            <w:tcW w:w="3544" w:type="dxa"/>
+          </w:tcPr>
+          <w:p>
+            <w:pPr>
+              <w:spacing w:line="300" w:lineRule="exact"/>
+              <w:ind w:left="-113"/>
+              <w:jc w:val="both"/>
+              <w:rPr>
+                <w:color w:val="000000" w:themeColor="text1"/>
+                <w:sz w:val="28"/>
+                <w:szCs w:val="28"/>
+              </w:rPr>
+            </w:pPr>
+            <w:r>
+              <w:rPr>
+                <w:color w:val="000000" w:themeColor="text1"/>
+                <w:sz w:val="28"/>
+                <w:szCs w:val="28"/>
+              </w:rPr>
+              <w:t>&lt;ten_cb&gt;</w:t>
+            </w:r>
+          </w:p>
+        </w:tc>
+        <w:tc>
+          <w:tcPr>
+            <w:tcW w:w="2976" w:type="dxa"/>
+          </w:tcPr>
+          <w:p>
+            <w:pPr>
+              <w:spacing w:line="300" w:lineRule="exact"/>
+              <w:ind w:left="-113"/>
+              <w:jc w:val="both"/>
+              <w:rPr>
+                <w:color w:val="000000" w:themeColor="text1"/>
+                <w:sz w:val="28"/>
+                <w:szCs w:val="28"/>
+              </w:rPr>
+            </w:pPr>
+            <w:r>
+              <w:rPr>
+                <w:color w:val="000000" w:themeColor="text1"/>
+                <w:sz w:val="28"/>
+                <w:szCs w:val="28"/>
+              </w:rPr>
+              <w:t>- &lt;cv_cb&gt;</w:t>
+            </w:r>
+          </w:p>
+        </w:tc>
+        <w:tc>
+          <w:tcPr>
+            <w:tcW w:w="1910" w:type="dxa"/>
+          </w:tcPr>
+          <w:p>
+            <w:pPr>
+              <w:spacing w:line="300" w:lineRule="exact"/>
+              <w:ind w:left="-113"/>
+              <w:jc w:val="both"/>
+              <w:rPr>
+                <w:color w:val="000000" w:themeColor="text1"/>
+                <w:sz w:val="28"/>
+                <w:szCs w:val="28"/>
+              </w:rPr>
+            </w:pPr>
+            <w:r>
+              <w:rPr>
+                <w:color w:val="000000" w:themeColor="text1"/>
+                <w:sz w:val="28"/>
+                <w:szCs w:val="28"/>
+              </w:rPr>
+              <w:t>- &lt;cv_doan&gt;;</w:t>
+            </w:r>
+          </w:p>
+        </w:tc>
+      </w:tr>
+      <w:tr>
+        <w:trPr>
+          <w:trHeight w:val="283"/>
+        </w:trPr>
+        <w:tc>
+          <w:tcPr>
+            <w:tcW w:w="714" w:type="dxa"/>
+          </w:tcPr>
+          <w:p>
+            <w:pPr>
+              <w:spacing w:line="300" w:lineRule="exact"/>
+              <w:ind w:left="-113"/>
+              <w:jc w:val="right"/>
+              <w:rPr>
+                <w:color w:val="000000" w:themeColor="text1"/>
+                <w:sz w:val="28"/>
+                <w:szCs w:val="28"/>
+              </w:rPr>
+            </w:pPr>
+            <w:r>
+              <w:rPr>
+                <w:color w:val="000000" w:themeColor="text1"/>
+                <w:sz w:val="28"/>
+                <w:szCs w:val="28"/>
+              </w:rPr>
+              <w:t>4.</w:t>
+            </w:r>
+          </w:p>
+        </w:tc>
+        <w:tc>
+          <w:tcPr>
+            <w:tcW w:w="3544" w:type="dxa"/>
+          </w:tcPr>
+          <w:p>
+            <w:pPr>
+              <w:spacing w:line="300" w:lineRule="exact"/>
+              <w:ind w:left="-113"/>
+              <w:jc w:val="both"/>
+              <w:rPr>
+                <w:color w:val="000000" w:themeColor="text1"/>
+                <w:sz w:val="28"/>
+                <w:szCs w:val="28"/>
+              </w:rPr>
+            </w:pPr>
+            <w:r>
+              <w:rPr>
+                <w:color w:val="000000" w:themeColor="text1"/>
+                <w:sz w:val="28"/>
+                <w:szCs w:val="28"/>
+              </w:rPr>
+              <w:t>&lt;ten_cb&gt;</w:t>
+            </w:r>
+          </w:p>
+        </w:tc>
+        <w:tc>
+          <w:tcPr>
+            <w:tcW w:w="2976" w:type="dxa"/>
+          </w:tcPr>
+          <w:p>
+            <w:pPr>
+              <w:spacing w:line="300" w:lineRule="exact"/>
+              <w:ind w:left="-113"/>
+              <w:jc w:val="both"/>
+              <w:rPr>
+                <w:color w:val="000000" w:themeColor="text1"/>
+                <w:sz w:val="28"/>
+                <w:szCs w:val="28"/>
+              </w:rPr>
+            </w:pPr>
+            <w:r>
+              <w:rPr>
+                <w:color w:val="000000" w:themeColor="text1"/>
+                <w:sz w:val="28"/>
+                <w:szCs w:val="28"/>
+              </w:rPr>
+              <w:t>- &lt;cv_cb&gt;</w:t>
+            </w:r>
+          </w:p>
+        </w:tc>
+        <w:tc>
+          <w:tcPr>
+            <w:tcW w:w="1910" w:type="dxa"/>
+          </w:tcPr>
+          <w:p>
+            <w:pPr>
+              <w:spacing w:line="300" w:lineRule="exact"/>
+              <w:ind w:left="-113"/>
+              <w:jc w:val="both"/>
+              <w:rPr>
+                <w:color w:val="000000" w:themeColor="text1"/>
+                <w:sz w:val="28"/>
+                <w:szCs w:val="28"/>
+              </w:rPr>
+            </w:pPr>
+            <w:r>
+              <w:rPr>
+                <w:color w:val="000000" w:themeColor="text1"/>
+                <w:sz w:val="28"/>
+                <w:szCs w:val="28"/>
+              </w:rPr>
+              <w:t>- &lt;cv_doan&gt;;</w:t>
+            </w:r>
+          </w:p>
+        </w:tc>
+      </w:tr>
+      <w:tr>
+        <w:trPr>
+          <w:trHeight w:val="283"/>
+        </w:trPr>
+        <w:tc>
+          <w:tcPr>
+            <w:tcW w:w="714" w:type="dxa"/>
+          </w:tcPr>
+          <w:p>
+            <w:pPr>
+              <w:spacing w:line="300" w:lineRule="exact"/>
+              <w:ind w:left="-113"/>
+              <w:jc w:val="right"/>
+              <w:rPr>
+                <w:color w:val="000000" w:themeColor="text1"/>
+                <w:sz w:val="28"/>
+                <w:szCs w:val="28"/>
+              </w:rPr>
+            </w:pPr>
+            <w:r>
+              <w:rPr>
+                <w:color w:val="000000" w:themeColor="text1"/>
+                <w:sz w:val="28"/>
+                <w:szCs w:val="28"/>
+              </w:rPr>
+              <w:t>5.</w:t>
+            </w:r>
+          </w:p>
+        </w:tc>
+        <w:tc>
+          <w:tcPr>
+            <w:tcW w:w="3544" w:type="dxa"/>
+          </w:tcPr>
+          <w:p>
+            <w:pPr>
+              <w:spacing w:line="300" w:lineRule="exact"/>
+              <w:ind w:left="-113"/>
+              <w:jc w:val="both"/>
+              <w:rPr>
+                <w:color w:val="000000" w:themeColor="text1"/>
+                <w:sz w:val="28"/>
+                <w:szCs w:val="28"/>
+              </w:rPr>
+            </w:pPr>
+            <w:r>
+              <w:rPr>
+                <w:color w:val="000000" w:themeColor="text1"/>
+                <w:sz w:val="28"/>
+                <w:szCs w:val="28"/>
+              </w:rPr>
+              <w:t>&lt;ten_cb&gt;</w:t>
+            </w:r>
+          </w:p>
+        </w:tc>
+        <w:tc>
+          <w:tcPr>
+            <w:tcW w:w="2976" w:type="dxa"/>
+          </w:tcPr>
+          <w:p>
+            <w:pPr>
+              <w:spacing w:line="300" w:lineRule="exact"/>
+              <w:ind w:left="-113"/>
+              <w:jc w:val="both"/>
+              <w:rPr>
+                <w:color w:val="000000" w:themeColor="text1"/>
+                <w:sz w:val="28"/>
+                <w:szCs w:val="28"/>
+              </w:rPr>
+            </w:pPr>
+            <w:r>
+              <w:rPr>
+                <w:color w:val="000000" w:themeColor="text1"/>
+                <w:sz w:val="28"/>
+                <w:szCs w:val="28"/>
+              </w:rPr>
+              <w:t>- &lt;cv_cb&gt;</w:t>
+            </w:r>
+          </w:p>
+        </w:tc>
+        <w:tc>
+          <w:tcPr>
+            <w:tcW w:w="1910" w:type="dxa"/>
+          </w:tcPr>
+          <w:p>
+            <w:pPr>
+              <w:spacing w:line="300" w:lineRule="exact"/>
+              <w:ind w:left="-113"/>
+              <w:jc w:val="both"/>
+              <w:rPr>
+                <w:color w:val="000000" w:themeColor="text1"/>
+                <w:sz w:val="28"/>
+                <w:szCs w:val="28"/>
+              </w:rPr>
+            </w:pPr>
+            <w:r>
+              <w:rPr>
+                <w:color w:val="000000" w:themeColor="text1"/>
+                <w:sz w:val="28"/>
+                <w:szCs w:val="28"/>
+              </w:rPr>
+              <w:t>- &lt;cv_doan&gt;;</w:t>
+            </w:r>
+          </w:p>
+        </w:tc>
+      </w:tr>
+      <w:tr>
+        <w:trPr>
+          <w:trHeight w:val="283"/>
+        </w:trPr>
+        <w:tc>
+          <w:tcPr>
+            <w:tcW w:w="714" w:type="dxa"/>
+          </w:tcPr>
+          <w:p>
+            <w:pPr>
+              <w:spacing w:line="300" w:lineRule="exact"/>
+              <w:ind w:left="-113"/>
+              <w:jc w:val="right"/>
+              <w:rPr>
+                <w:color w:val="000000" w:themeColor="text1"/>
+                <w:sz w:val="28"/>
+                <w:szCs w:val="28"/>
+              </w:rPr>
+            </w:pPr>
+            <w:r>
+              <w:rPr>
+                <w:color w:val="000000" w:themeColor="text1"/>
+                <w:sz w:val="28"/>
+                <w:szCs w:val="28"/>
+              </w:rPr>
+              <w:t>6.</w:t>
+            </w:r>
+          </w:p>
+        </w:tc>
+        <w:tc>
+          <w:tcPr>
+            <w:tcW w:w="3544" w:type="dxa"/>
+          </w:tcPr>
+          <w:p>
+            <w:pPr>
+              <w:spacing w:line="300" w:lineRule="exact"/>
+              <w:ind w:left="-113"/>
+              <w:jc w:val="both"/>
+              <w:rPr>
+                <w:color w:val="000000" w:themeColor="text1"/>
+                <w:sz w:val="28"/>
+                <w:szCs w:val="28"/>
+              </w:rPr>
+            </w:pPr>
+            <w:r>
+              <w:rPr>
+                <w:color w:val="000000" w:themeColor="text1"/>
+                <w:sz w:val="28"/>
+                <w:szCs w:val="28"/>
+              </w:rPr>
+              <w:t>&lt;ten_cb&gt;</w:t>
+            </w:r>
+          </w:p>
+        </w:tc>
+        <w:tc>
+          <w:tcPr>
+            <w:tcW w:w="2976" w:type="dxa"/>
+          </w:tcPr>
+          <w:p>
+            <w:pPr>
+              <w:spacing w:line="300" w:lineRule="exact"/>
+              <w:ind w:left="-113"/>
+              <w:jc w:val="both"/>
+              <w:rPr>
+                <w:color w:val="000000" w:themeColor="text1"/>
+                <w:sz w:val="28"/>
+                <w:szCs w:val="28"/>
+              </w:rPr>
+            </w:pPr>
+            <w:r>
+              <w:rPr>
+                <w:color w:val="000000" w:themeColor="text1"/>
+                <w:sz w:val="28"/>
+                <w:szCs w:val="28"/>
+              </w:rPr>
+              <w:t>- &lt;cv_cb&gt;</w:t>
+            </w:r>
+          </w:p>
+        </w:tc>
+        <w:tc>
+          <w:tcPr>
+            <w:tcW w:w="1910" w:type="dxa"/>
+          </w:tcPr>
+          <w:p>
+            <w:pPr>
+              <w:spacing w:line="300" w:lineRule="exact"/>
+              <w:ind w:left="-113"/>
+              <w:jc w:val="both"/>
+              <w:rPr>
+                <w:color w:val="000000" w:themeColor="text1"/>
+                <w:sz w:val="28"/>
+                <w:szCs w:val="28"/>
+              </w:rPr>
+            </w:pPr>
+            <w:r>
+              <w:rPr>
+                <w:color w:val="000000" w:themeColor="text1"/>
+                <w:sz w:val="28"/>
+                <w:szCs w:val="28"/>
+              </w:rPr>
+              <w:t>- &lt;cv_doan&gt;;</w:t>
+            </w:r>
+          </w:p>
+        </w:tc>
+      </w:tr>
+      <w:tr>
+        <w:trPr>
+          <w:trHeight w:val="283"/>
+        </w:trPr>
+        <w:tc>
+          <w:tcPr>
+            <w:tcW w:w="714" w:type="dxa"/>
+          </w:tcPr>
+          <w:p>
+            <w:pPr>
+              <w:spacing w:line="300" w:lineRule="exact"/>
+              <w:ind w:left="-113"/>
+              <w:jc w:val="right"/>
+              <w:rPr>
+                <w:color w:val="000000" w:themeColor="text1"/>
+                <w:sz w:val="28"/>
+                <w:szCs w:val="28"/>
+              </w:rPr>
+            </w:pPr>
+            <w:r>
+              <w:rPr>
+                <w:color w:val="000000" w:themeColor="text1"/>
+                <w:sz w:val="28"/>
+                <w:szCs w:val="28"/>
+              </w:rPr>
+              <w:t>7.</w:t>
+            </w:r>
+          </w:p>
+        </w:tc>
+        <w:tc>
+          <w:tcPr>
+            <w:tcW w:w="3544" w:type="dxa"/>
+          </w:tcPr>
+          <w:p>
+            <w:pPr>
+              <w:spacing w:line="300" w:lineRule="exact"/>
+              <w:ind w:left="-113"/>
+              <w:jc w:val="both"/>
+              <w:rPr>
+                <w:color w:val="000000" w:themeColor="text1"/>
+                <w:sz w:val="28"/>
+                <w:szCs w:val="28"/>
+              </w:rPr>
+            </w:pPr>
+            <w:r>
+              <w:rPr>
+                <w:color w:val="000000" w:themeColor="text1"/>
+                <w:sz w:val="28"/>
+                <w:szCs w:val="28"/>
+              </w:rPr>
+              <w:t>&lt;ten_cb&gt;</w:t>
+            </w:r>
+          </w:p>
+        </w:tc>
+        <w:tc>
+          <w:tcPr>
+            <w:tcW w:w="2976" w:type="dxa"/>
+          </w:tcPr>
+          <w:p>
+            <w:pPr>
+              <w:spacing w:line="300" w:lineRule="exact"/>
+              <w:ind w:left="-113"/>
+              <w:jc w:val="both"/>
+              <w:rPr>
+                <w:color w:val="000000" w:themeColor="text1"/>
+                <w:sz w:val="28"/>
+                <w:szCs w:val="28"/>
+              </w:rPr>
+            </w:pPr>
+            <w:r>
+              <w:rPr>
+                <w:color w:val="000000" w:themeColor="text1"/>
+                <w:sz w:val="28"/>
+                <w:szCs w:val="28"/>
+              </w:rPr>
+              <w:t>- &lt;cv_cb&gt;</w:t>
+            </w:r>
+          </w:p>
+        </w:tc>
+        <w:tc>
+          <w:tcPr>
+            <w:tcW w:w="1910" w:type="dxa"/>
+          </w:tcPr>
+          <w:p>
+            <w:pPr>
+              <w:spacing w:line="300" w:lineRule="exact"/>
+              <w:ind w:left="-113"/>
+              <w:jc w:val="both"/>
+              <w:rPr>
+                <w:color w:val="000000" w:themeColor="text1"/>
+                <w:sz w:val="28"/>
+                <w:szCs w:val="28"/>
+              </w:rPr>
+            </w:pPr>
+            <w:r>
+              <w:rPr>
+                <w:color w:val="000000" w:themeColor="text1"/>
+                <w:sz w:val="28"/>
+                <w:szCs w:val="28"/>
+              </w:rPr>
+              <w:t>- &lt;cv_doan&gt;;</w:t>
+            </w:r>
+          </w:p>
+        </w:tc>
+      </w:tr>
+      <w:tr>
+        <w:trPr>
+          <w:trHeight w:val="283"/>
+        </w:trPr>
+        <w:tc>
+          <w:tcPr>
+            <w:tcW w:w="714" w:type="dxa"/>
+          </w:tcPr>
+          <w:p>
+            <w:pPr>
+              <w:spacing w:line="300" w:lineRule="exact"/>
+              <w:ind w:left="-113"/>
+              <w:jc w:val="right"/>
+              <w:rPr>
+                <w:color w:val="000000" w:themeColor="text1"/>
+                <w:sz w:val="28"/>
+                <w:szCs w:val="28"/>
+              </w:rPr>
+            </w:pPr>
+            <w:r>
+              <w:rPr>
+                <w:color w:val="000000" w:themeColor="text1"/>
+                <w:sz w:val="28"/>
+                <w:szCs w:val="28"/>
+              </w:rPr>
+              <w:t>8.</w:t>
+            </w:r>
+          </w:p>
+        </w:tc>
+        <w:tc>
+          <w:tcPr>
+            <w:tcW w:w="3544" w:type="dxa"/>
+          </w:tcPr>
+          <w:p>
+            <w:pPr>
+              <w:spacing w:line="300" w:lineRule="exact"/>
+              <w:ind w:left="-113"/>
+              <w:jc w:val="both"/>
+              <w:rPr>
+                <w:color w:val="000000" w:themeColor="text1"/>
+                <w:sz w:val="28"/>
+                <w:szCs w:val="28"/>
+              </w:rPr>
+            </w:pPr>
+            <w:r>
+              <w:rPr>
+                <w:color w:val="000000" w:themeColor="text1"/>
+                <w:sz w:val="28"/>
+                <w:szCs w:val="28"/>
+              </w:rPr>
+              <w:t>&lt;ten_cb&gt;</w:t>
+            </w:r>
+          </w:p>
+        </w:tc>
+        <w:tc>
+          <w:tcPr>
+            <w:tcW w:w="2976" w:type="dxa"/>
+          </w:tcPr>
+          <w:p>
+            <w:pPr>
+              <w:spacing w:line="300" w:lineRule="exact"/>
+              <w:ind w:left="-113"/>
+              <w:jc w:val="both"/>
+              <w:rPr>
+                <w:color w:val="000000" w:themeColor="text1"/>
+                <w:sz w:val="28"/>
+                <w:szCs w:val="28"/>
+              </w:rPr>
+            </w:pPr>
+            <w:r>
+              <w:rPr>
+                <w:color w:val="000000" w:themeColor="text1"/>
+                <w:sz w:val="28"/>
+                <w:szCs w:val="28"/>
+              </w:rPr>
+              <w:t>- &lt;cv_cb&gt;</w:t>
+            </w:r>
+          </w:p>
+        </w:tc>
+        <w:tc>
+          <w:tcPr>
+            <w:tcW w:w="1910" w:type="dxa"/>
+          </w:tcPr>
+          <w:p>
+            <w:pPr>
+              <w:spacing w:line="300" w:lineRule="exact"/>
+              <w:ind w:left="-113"/>
+              <w:jc w:val="both"/>
+              <w:rPr>
+                <w:color w:val="000000" w:themeColor="text1"/>
+                <w:sz w:val="28"/>
+                <w:szCs w:val="28"/>
+              </w:rPr>
+            </w:pPr>
+            <w:r>
+              <w:rPr>
+                <w:color w:val="000000" w:themeColor="text1"/>
+                <w:sz w:val="28"/>
+                <w:szCs w:val="28"/>
+              </w:rPr>
+              <w:t>- &lt;cv_doan&gt;;</w:t>
+            </w:r>
+          </w:p>
+        </w:tc>
+      </w:tr>
+      <w:tr>
+        <w:trPr>
+          <w:trHeight w:val="283"/>
+        </w:trPr>
+        <w:tc>
+          <w:tcPr>
+            <w:tcW w:w="714" w:type="dxa"/>
+          </w:tcPr>
+          <w:p>
+            <w:pPr>
+              <w:spacing w:line="300" w:lineRule="exact"/>
+              <w:ind w:left="-113"/>
+              <w:jc w:val="right"/>
+              <w:rPr>
+                <w:color w:val="000000" w:themeColor="text1"/>
+                <w:sz w:val="28"/>
+                <w:szCs w:val="28"/>
+              </w:rPr>
+            </w:pPr>
+            <w:r>
+              <w:rPr>
+                <w:color w:val="000000" w:themeColor="text1"/>
+                <w:sz w:val="28"/>
+                <w:szCs w:val="28"/>
+              </w:rPr>
+              <w:t>9.</w:t>
+            </w:r>
+          </w:p>
+        </w:tc>
+        <w:tc>
+          <w:tcPr>
+            <w:tcW w:w="3544" w:type="dxa"/>
+          </w:tcPr>
+          <w:p>
+            <w:pPr>
+              <w:spacing w:line="300" w:lineRule="exact"/>
+              <w:ind w:left="-113"/>
+              <w:jc w:val="both"/>
+              <w:rPr>
+                <w:color w:val="000000" w:themeColor="text1"/>
+                <w:sz w:val="28"/>
+                <w:szCs w:val="28"/>
+              </w:rPr>
+            </w:pPr>
+            <w:r>
+              <w:rPr>
+                <w:color w:val="000000" w:themeColor="text1"/>
+                <w:sz w:val="28"/>
+                <w:szCs w:val="28"/>
+              </w:rPr>
+              <w:t>&lt;ten_cb&gt;</w:t>
+            </w:r>
+          </w:p>
+        </w:tc>
+        <w:tc>
+          <w:tcPr>
+            <w:tcW w:w="2976" w:type="dxa"/>
+          </w:tcPr>
+          <w:p>
+            <w:pPr>
+              <w:spacing w:line="300" w:lineRule="exact"/>
+              <w:ind w:left="-113"/>
+              <w:jc w:val="both"/>
+              <w:rPr>
+                <w:color w:val="000000" w:themeColor="text1"/>
+                <w:sz w:val="28"/>
+                <w:szCs w:val="28"/>
+              </w:rPr>
+            </w:pPr>
+            <w:r>
+              <w:rPr>
+                <w:color w:val="000000" w:themeColor="text1"/>
+                <w:sz w:val="28"/>
+                <w:szCs w:val="28"/>
+              </w:rPr>
+              <w:t>- &lt;cv_cb&gt;</w:t>
+            </w:r>
+          </w:p>
+        </w:tc>
+        <w:tc>
+          <w:tcPr>
+            <w:tcW w:w="1910" w:type="dxa"/>
+          </w:tcPr>
+          <w:p>
+            <w:pPr>
+              <w:spacing w:line="300" w:lineRule="exact"/>
+              <w:ind w:left="-113"/>
+              <w:jc w:val="both"/>
+              <w:rPr>
+                <w:color w:val="000000" w:themeColor="text1"/>
+                <w:sz w:val="28"/>
+                <w:szCs w:val="28"/>
+              </w:rPr>
+            </w:pPr>
+            <w:r>
+              <w:rPr>
+                <w:color w:val="000000" w:themeColor="text1"/>
+                <w:sz w:val="28"/>
+                <w:szCs w:val="28"/>
+              </w:rPr>
+              <w:t>- &lt;cv_doan&gt;;</w:t>
+            </w:r>
+          </w:p>
+        </w:tc>
+      </w:tr>
+    </w:tbl>
+    <w:bookmarkEnd w:id="0"/>
+    <w:p>
+      <w:pPr>
+        <w:spacing w:before="120"/>
+        <w:ind w:firstLine="567"/>
+        <w:jc w:val="both"/>
+        <w:rPr>
+          <w:sz w:val="28"/>
+          <w:szCs w:val="28"/>
+          <w:lang w:val="nl-NL"/>
+        </w:rPr>
+      </w:pPr>
+      <w:r>
+        <w:rPr>
+          <w:sz w:val="28"/>
+          <w:szCs w:val="28"/>
+          <w:lang w:val="nl-NL"/>
+        </w:rPr>
+        <w:t>- Thời</w:t>
+      </w:r>
+      <w:r>
+        <w:rPr>
+          <w:sz w:val="28"/>
+          <w:szCs w:val="28"/>
+          <w:lang w:val="nl-NL"/>
+        </w:rPr>
+        <w:t xml:space="preserve"> hạn</w:t>
+      </w:r>
+      <w:r>
+        <w:rPr>
+          <w:sz w:val="28"/>
+          <w:szCs w:val="28"/>
+          <w:lang w:val="nl-NL"/>
+        </w:rPr>
+        <w:t xml:space="preserve"> kiểm tra </w:t>
+      </w:r>
+      <w:r>
+        <w:rPr>
+          <w:sz w:val="28"/>
+          <w:szCs w:val="28"/>
+          <w:lang w:val="nl-NL"/>
+        </w:rPr>
+        <w:t xml:space="preserve">&lt;so_ngay_ktra&gt; </w:t>
+      </w:r>
+      <w:r>
+        <w:rPr>
+          <w:sz w:val="28"/>
+          <w:szCs w:val="28"/>
+          <w:lang w:val="nl-NL"/>
+        </w:rPr>
+        <w:t>ngày</w:t>
+      </w:r>
+      <w:r>
+        <w:rPr>
+          <w:sz w:val="28"/>
+          <w:szCs w:val="28"/>
+          <w:lang w:val="nl-NL"/>
+        </w:rPr>
+        <w:t xml:space="preserve"> làm việc</w:t>
+      </w:r>
+      <w:r>
+        <w:rPr>
+          <w:sz w:val="28"/>
+          <w:szCs w:val="28"/>
+          <w:lang w:val="nl-NL"/>
+        </w:rPr>
+        <w:t xml:space="preserve">, </w:t>
+      </w:r>
+      <w:r>
+        <w:rPr>
+          <w:sz w:val="28"/>
+          <w:szCs w:val="28"/>
+          <w:lang w:val="nl-NL"/>
+        </w:rPr>
+        <w:t>kể từ ngày ban hành Quyết định kiểm tra</w:t>
+      </w:r>
+      <w:r>
+        <w:rPr>
+          <w:sz w:val="28"/>
+          <w:szCs w:val="28"/>
+          <w:lang w:val="nl-NL"/>
+        </w:rPr>
+        <w:t>.</w:t>
       </w:r>
     </w:p>
     <w:p>
@@ -1017,166 +1894,6 @@
           <w:szCs w:val="28"/>
           <w:lang w:val="nl-NL"/>
         </w:rPr>
-        <w:t xml:space="preserve">- Thành phần kiểm tra gồm có: </w:t>
-      </w:r>
-      <w:r>
-        <w:rPr>
-          <w:sz w:val="28"/>
-          <w:szCs w:val="28"/>
-          <w:lang w:val="nl-NL"/>
-        </w:rPr>
-        <w:t xml:space="preserve">&lt;sl_cb&gt; </w:t>
-      </w:r>
-      <w:r>
-        <w:rPr>
-          <w:sz w:val="28"/>
-          <w:szCs w:val="28"/>
-          <w:lang w:val="nl-NL"/>
-        </w:rPr>
-        <w:t>công chức</w:t>
-      </w:r>
-      <w:r>
-        <w:rPr>
-          <w:sz w:val="28"/>
-          <w:szCs w:val="28"/>
-          <w:lang w:val="nl-NL"/>
-        </w:rPr>
-        <w:t xml:space="preserve"> P</w:t>
-      </w:r>
-      <w:r>
-        <w:rPr>
-          <w:sz w:val="28"/>
-          <w:szCs w:val="28"/>
-          <w:lang w:val="nl-NL"/>
-        </w:rPr>
-        <w:t>hòng Thanh tra – Kiểm tra</w:t>
-      </w:r>
-      <w:r>
-        <w:rPr>
-          <w:sz w:val="28"/>
-          <w:szCs w:val="28"/>
-          <w:lang w:val="nl-NL"/>
-        </w:rPr>
-        <w:t xml:space="preserve"> số 4</w:t>
-      </w:r>
-      <w:r>
-        <w:rPr>
-          <w:sz w:val="28"/>
-          <w:szCs w:val="28"/>
-          <w:lang w:val="nl-NL"/>
-        </w:rPr>
-        <w:t xml:space="preserve"> do &lt;cb_cv&gt; làm trưởng đoàn</w:t>
-      </w:r>
-      <w:r>
-        <w:rPr>
-          <w:sz w:val="28"/>
-          <w:szCs w:val="28"/>
-          <w:lang w:val="nl-NL"/>
-        </w:rPr>
-        <w:t>.</w:t>
-      </w:r>
-    </w:p>
-    <w:p>
-      <w:pPr>
-        <w:spacing w:line="264" w:lineRule="auto"/>
-        <w:ind w:firstLine="567"/>
-        <w:jc w:val="both"/>
-        <w:rPr>
-          <w:sz w:val="28"/>
-          <w:szCs w:val="28"/>
-          <w:lang w:val="nl-NL"/>
-        </w:rPr>
-      </w:pPr>
-      <w:r>
-        <w:rPr>
-          <w:sz w:val="28"/>
-          <w:szCs w:val="28"/>
-          <w:lang w:val="nl-NL"/>
-        </w:rPr>
-        <w:t>- Thời</w:t>
-      </w:r>
-      <w:r>
-        <w:rPr>
-          <w:sz w:val="28"/>
-          <w:szCs w:val="28"/>
-          <w:lang w:val="nl-NL"/>
-        </w:rPr>
-        <w:t xml:space="preserve"> hạn</w:t>
-      </w:r>
-      <w:r>
-        <w:rPr>
-          <w:sz w:val="28"/>
-          <w:szCs w:val="28"/>
-          <w:lang w:val="nl-NL"/>
-        </w:rPr>
-        <w:t xml:space="preserve"> kiểm tra </w:t>
-      </w:r>
-      <w:r>
-        <w:rPr>
-          <w:sz w:val="28"/>
-          <w:szCs w:val="28"/>
-          <w:lang w:val="nl-NL"/>
-        </w:rPr>
-        <w:t xml:space="preserve">&lt;so_ngay_ktra&gt; </w:t>
-      </w:r>
-      <w:r>
-        <w:rPr>
-          <w:sz w:val="28"/>
-          <w:szCs w:val="28"/>
-          <w:lang w:val="nl-NL"/>
-        </w:rPr>
-        <w:t>ngày</w:t>
-      </w:r>
-      <w:r>
-        <w:rPr>
-          <w:sz w:val="28"/>
-          <w:szCs w:val="28"/>
-          <w:lang w:val="nl-NL"/>
-        </w:rPr>
-        <w:t xml:space="preserve"> làm việc</w:t>
-      </w:r>
-      <w:r>
-        <w:rPr>
-          <w:sz w:val="28"/>
-          <w:szCs w:val="28"/>
-          <w:lang w:val="nl-NL"/>
-        </w:rPr>
-        <w:t xml:space="preserve">, dự kiến từ </w:t>
-      </w:r>
-      <w:r>
-        <w:rPr>
-          <w:sz w:val="28"/>
-          <w:szCs w:val="28"/>
-          <w:lang w:val="nl-NL"/>
-        </w:rPr>
-        <w:t>&lt;ngay_ktra&gt;</w:t>
-      </w:r>
-      <w:r>
-        <w:rPr>
-          <w:sz w:val="28"/>
-          <w:szCs w:val="28"/>
-          <w:lang w:val="nl-NL"/>
-        </w:rPr>
-        <w:t>.</w:t>
-      </w:r>
-    </w:p>
-    <w:p>
-      <w:pPr>
-        <w:spacing w:line="264" w:lineRule="auto"/>
-        <w:ind w:firstLine="567"/>
-        <w:jc w:val="both"/>
-        <w:rPr>
-          <w:sz w:val="28"/>
-          <w:szCs w:val="28"/>
-          <w:lang w:val="nl-NL"/>
-        </w:rPr>
-      </w:pPr>
-      <w:r>
-        <w:rPr>
-          <w:sz w:val="28"/>
-          <w:szCs w:val="28"/>
-          <w:lang w:val="nl-NL"/>
-        </w:rPr>
         <w:t>Vậy, Phòng Thanh tra</w:t>
       </w:r>
       <w:r>
@@ -1271,46 +1988,42 @@
     <w:p>
       <w:pPr>
         <w:tabs>
-          <w:tab w:val="center" w:pos="1950"/>
-          <w:tab w:val="center" w:pos="7020"/>
+          <w:tab w:val="center" w:pos="2835"/>
+          <w:tab w:val="center" w:pos="7371"/>
         </w:tabs>
         <w:spacing w:line="276" w:lineRule="auto"/>
         <w:jc w:val="both"/>
         <w:rPr>
           <w:b/>
-          <w:sz w:val="20"/>
+          <w:sz w:val="28"/>
+          <w:szCs w:val="28"/>
           <w:lang w:val="nl-NL"/>
         </w:rPr>
       </w:pPr>
       <w:r>
         <w:rPr>
           <w:b/>
-          <w:sz w:val="20"/>
           <w:lang w:val="nl-NL"/>
         </w:rPr>
         <w:tab/>
       </w:r>
-    </w:p>
-    <w:p>
-      <w:pPr>
-        <w:tabs>
-          <w:tab w:val="center" w:pos="6521"/>
-        </w:tabs>
-        <w:spacing w:line="276" w:lineRule="auto"/>
-        <w:jc w:val="both"/>
+      <w:r>
         <w:rPr>
           <w:b/>
           <w:sz w:val="28"/>
           <w:szCs w:val="28"/>
           <w:lang w:val="nl-NL"/>
         </w:rPr>
-      </w:pPr>
+        <w:t>LÃNH ĐẠO</w:t>
+      </w:r>
       <w:r>
         <w:rPr>
           <w:b/>
-          <w:lang w:val="nl-NL"/>
-        </w:rPr>
-        <w:t xml:space="preserve">       </w:t>
+          <w:sz w:val="28"/>
+          <w:szCs w:val="28"/>
+          <w:lang w:val="nl-NL"/>
+        </w:rPr>
+        <w:t xml:space="preserve"> CHI</w:t>
       </w:r>
       <w:r>
         <w:rPr>
@@ -1319,7 +2032,7 @@
           <w:szCs w:val="28"/>
           <w:lang w:val="nl-NL"/>
         </w:rPr>
-        <w:t>Ý KIẾN LÃNH ĐẠO</w:t>
+        <w:t xml:space="preserve"> CỤC </w:t>
       </w:r>
       <w:r>
         <w:rPr>
@@ -1328,7 +2041,7 @@
           <w:szCs w:val="28"/>
           <w:lang w:val="nl-NL"/>
         </w:rPr>
-        <w:t xml:space="preserve"> CHI</w:t>
+        <w:t>THUẾ</w:t>
       </w:r>
       <w:r>
         <w:rPr>
@@ -1337,45 +2050,16 @@
           <w:szCs w:val="28"/>
           <w:lang w:val="nl-NL"/>
         </w:rPr>
-        <w:t xml:space="preserve"> CỤC </w:t>
+        <w:tab/>
       </w:r>
       <w:r>
         <w:rPr>
           <w:b/>
           <w:sz w:val="28"/>
-          <w:szCs w:val="28"/>
-          <w:lang w:val="nl-NL"/>
-        </w:rPr>
-        <w:t>THUẾ</w:t>
-      </w:r>
-      <w:r>
-        <w:rPr>
-          <w:b/>
-          <w:sz w:val="28"/>
-          <w:szCs w:val="28"/>
-          <w:lang w:val="nl-NL"/>
-        </w:rPr>
-        <w:tab/>
-        <w:t xml:space="preserve">                 </w:t>
-      </w:r>
-      <w:r>
-        <w:rPr>
-          <w:b/>
-          <w:sz w:val="28"/>
           <w:lang w:val="nl-NL"/>
         </w:rPr>
         <w:t>&lt;LD_PHONG&gt;</w:t>
       </w:r>
-    </w:p>
-    <w:p>
-      <w:pPr>
-        <w:spacing w:line="276" w:lineRule="auto"/>
-        <w:rPr>
-          <w:sz w:val="28"/>
-          <w:szCs w:val="28"/>
-          <w:lang w:val="nl-NL"/>
-        </w:rPr>
-      </w:pPr>
     </w:p>
     <w:p>
       <w:pPr>
@@ -1420,21 +2104,12 @@
           <w:lang w:val="nl-NL"/>
         </w:rPr>
       </w:pPr>
-      <w:r>
-        <w:rPr>
-          <w:b/>
-          <w:sz w:val="28"/>
-          <w:szCs w:val="28"/>
-          <w:lang w:val="nl-NL"/>
-        </w:rPr>
-        <w:tab/>
-        <w:t xml:space="preserve">                 </w:t>
-      </w:r>
     </w:p>
     <w:p>
       <w:pPr>
         <w:tabs>
-          <w:tab w:val="center" w:pos="6521"/>
+          <w:tab w:val="center" w:pos="2835"/>
+          <w:tab w:val="center" w:pos="7371"/>
         </w:tabs>
         <w:spacing w:line="276" w:lineRule="auto"/>
       </w:pPr>
@@ -1446,7 +2121,26 @@
           <w:lang w:val="nl-NL"/>
         </w:rPr>
         <w:tab/>
-        <w:t xml:space="preserve">                  </w:t>
+      </w:r>
+      <w:bookmarkStart w:id="1" w:name="_Hlk195815907"/>
+      <w:r>
+        <w:rPr>
+          <w:b/>
+          <w:sz w:val="28"/>
+          <w:szCs w:val="28"/>
+          <w:lang w:val="nl-NL"/>
+        </w:rPr>
+        <w:t>&lt;ld_cuc_ten&gt;</w:t>
+      </w:r>
+      <w:bookmarkEnd w:id="1"/>
+      <w:r>
+        <w:rPr>
+          <w:b/>
+          <w:sz w:val="28"/>
+          <w:szCs w:val="28"/>
+          <w:lang w:val="nl-NL"/>
+        </w:rPr>
+        <w:tab/>
       </w:r>
       <w:r>
         <w:rPr>
@@ -1655,7 +2349,7 @@
     <w:lsdException w:name="Table Web 2" w:semiHidden="1" w:unhideWhenUsed="1"/>
     <w:lsdException w:name="Table Web 3" w:semiHidden="1" w:unhideWhenUsed="1"/>
     <w:lsdException w:name="Balloon Text" w:semiHidden="1" w:unhideWhenUsed="1"/>
-    <w:lsdException w:name="Table Grid" w:uiPriority="39"/>
+    <w:lsdException w:name="Table Grid" w:uiPriority="59"/>
     <w:lsdException w:name="Table Theme" w:semiHidden="1" w:unhideWhenUsed="1"/>
     <w:lsdException w:name="Placeholder Text" w:semiHidden="1"/>
     <w:lsdException w:name="No Spacing" w:uiPriority="1" w:qFormat="1"/>
@@ -1960,6 +2654,30 @@
       <w:szCs w:val="26"/>
     </w:rPr>
   </w:style>
+  <w:style w:type="table" w:styleId="TableGrid">
+    <w:name w:val="Table Grid"/>
+    <w:basedOn w:val="TableNormal"/>
+    <w:uiPriority w:val="59"/>
+    <w:rsid w:val="005C12FE"/>
+    <w:pPr>
+      <w:spacing w:after="0" w:line="240" w:lineRule="auto"/>
+    </w:pPr>
+    <w:rPr>
+      <w:rFonts w:ascii="Times New Roman" w:eastAsia="Calibri" w:hAnsi="Times New Roman" w:cs="Times New Roman"/>
+      <w:sz w:val="20"/>
+      <w:szCs w:val="20"/>
+    </w:rPr>
+    <w:tblPr>
+      <w:tblBorders>
+        <w:top w:val="single" w:sz="4" w:space="0" w:color="000000"/>
+        <w:left w:val="single" w:sz="4" w:space="0" w:color="000000"/>
+        <w:bottom w:val="single" w:sz="4" w:space="0" w:color="000000"/>
+        <w:right w:val="single" w:sz="4" w:space="0" w:color="000000"/>
+        <w:insideH w:val="single" w:sz="4" w:space="0" w:color="000000"/>
+        <w:insideV w:val="single" w:sz="4" w:space="0" w:color="000000"/>
+      </w:tblBorders>
+    </w:tblPr>
+  </w:style>
 </w:styles>
 </file>
 
